--- a/public/docs/schools-au/teacher-pack/teacher-guide.docx
+++ b/public/docs/schools-au/teacher-pack/teacher-guide.docx
@@ -143,6 +143,18 @@
       </w:pPr>
       <w:r>
         <w:t xml:space="preserve">Queue the lesson you plan to run.</w:t>
+      </w:r>
+    </w:p>
+    <w:p>
+      <w:pPr>
+        <w:pStyle w:val="ListParagraph"/>
+        <w:numPr>
+          <w:ilvl w:val="0"/>
+          <w:numId w:val="3"/>
+        </w:numPr>
+      </w:pPr>
+      <w:r>
+        <w:t xml:space="preserve">Confirm the family participation process before the first lesson.</w:t>
       </w:r>
     </w:p>
     <w:p>
